--- a/ind/docx/26.content.docx
+++ b/ind/docx/26.content.docx
@@ -399,19 +399,7 @@
         <w:rPr>
           <w:lang w:val="id_ID" w:bidi="id_ID"/>
         </w:rPr>
-        <w:t xml:space="preserve">Hal ini terjadi pada tahun kelima masa pembuangan Raja Yoyakhin: Firman Tuhan pertama kali datang kepada Yehezkiel pada tahun 593 SM, ketika Yehuda masih merupakan negara yang semi-independen (lihat </w:t>
-      </w:r>
-      <w:r>
-        <w:rPr>
-          <w:lang w:val="id_ID" w:bidi="id_ID"/>
-        </w:rPr>
-        <w:t>Pengantar Kitab Yehezkiel</w:t>
-      </w:r>
-      <w:r>
-        <w:rPr>
-          <w:lang w:val="id_ID" w:bidi="id_ID"/>
-        </w:rPr>
-        <w:t>, “Latar Belakang”). Yehuda telah ditaklukkan oleh bangsa Babel pada tahun 597 SM, dan Raja Yoyakhin telah dibawa ke pembuangan di Babel pada waktu itu. Paman Yoyakhin, Zedekia, memerintah Yehuda sebagai raja bawahan Babel (597–586 SM). Yehezkiel memberi tanggal pada nubuatnya dengan mengacu pada penawanan Yoyakhin dan bukan pada masa pemerintahan Zedekia, karena ia tampaknya menganggap Zedekia sebagai pengganti raja yang sah, Yoyakhin. Zedekia kemudian memberontak melawan Nebukadnezar (</w:t>
+        <w:t>Hal ini terjadi pada tahun kelima masa pembuangan Raja Yoyakhin: Firman Tuhan pertama kali datang kepada Yehezkiel pada tahun 593 SM, ketika Yehuda masih merupakan negara yang semi-independen (lihat Pengantar Kitab Yehezkiel, “Latar Belakang”). Yehuda telah ditaklukkan oleh bangsa Babel pada tahun 597 SM, dan Raja Yoyakhin telah dibawa ke pembuangan di Babel pada waktu itu. Paman Yoyakhin, Zedekia, memerintah Yehuda sebagai raja bawahan Babel (597–586 SM). Yehezkiel memberi tanggal pada nubuatnya dengan mengacu pada penawanan Yoyakhin dan bukan pada masa pemerintahan Zedekia, karena ia tampaknya menganggap Zedekia sebagai pengganti raja yang sah, Yoyakhin. Zedekia kemudian memberontak melawan Nebukadnezar (</w:t>
       </w:r>
       <w:r>
         <w:rPr>
@@ -2834,19 +2822,7 @@
         <w:rPr>
           <w:lang w:val="id_ID" w:bidi="id_ID"/>
         </w:rPr>
-        <w:t>Tindakan simbolis Yehezkiel yang pertama (lihat Catatan Tema "</w:t>
-      </w:r>
-      <w:r>
-        <w:rPr>
-          <w:lang w:val="id_ID" w:bidi="id_ID"/>
-        </w:rPr>
-        <w:t>Tindakan Simbolis Nabi</w:t>
-      </w:r>
-      <w:r>
-        <w:rPr>
-          <w:lang w:val="id_ID" w:bidi="id_ID"/>
-        </w:rPr>
-        <w:t>" ) adalah membuat sebuah gambaran yang rinci yang melukiskan Yerusalem sedang dikepung.</w:t>
+        <w:t>Tindakan simbolis Yehezkiel yang pertama (lihat Catatan Tema "Tindakan Simbolis Nabi" ) adalah membuat sebuah gambaran yang rinci yang melukiskan Yerusalem sedang dikepung.</w:t>
       </w:r>
       <w:r>
         <w:rPr>
@@ -16297,19 +16273,7 @@
         <w:rPr>
           <w:lang w:val="id_ID" w:bidi="id_ID"/>
         </w:rPr>
-        <w:t>; lihat Catatan Tema "</w:t>
-      </w:r>
-      <w:r>
-        <w:rPr>
-          <w:lang w:val="id_ID" w:bidi="id_ID"/>
-        </w:rPr>
-        <w:t>Tindakan Simbolis Nabi</w:t>
-      </w:r>
-      <w:r>
-        <w:rPr>
-          <w:lang w:val="id_ID" w:bidi="id_ID"/>
-        </w:rPr>
-        <w:t>”).</w:t>
+        <w:t>; lihat Catatan Tema "Tindakan Simbolis Nabi”).</w:t>
       </w:r>
       <w:r>
         <w:rPr>
